--- a/Глава_03.docx
+++ b/Глава_03.docx
@@ -1,6 +1,6 @@
 
 <file path=word/document.xml><?xml version="1.0" encoding="utf-8"?>
-<w:document xmlns:wpc="http://schemas.microsoft.com/office/word/2010/wordprocessingCanvas" xmlns:mc="http://schemas.openxmlformats.org/markup-compatibility/2006" xmlns:o="urn:schemas-microsoft-com:office:office" xmlns:r="http://schemas.openxmlformats.org/officeDocument/2006/relationships" xmlns:m="http://schemas.openxmlformats.org/officeDocument/2006/math" xmlns:v="urn:schemas-microsoft-com:vml" xmlns:wp14="http://schemas.microsoft.com/office/word/2010/wordprocessingDrawing" xmlns:wp="http://schemas.openxmlformats.org/drawingml/2006/wordprocessingDrawing" xmlns:w10="urn:schemas-microsoft-com:office:word" xmlns:w="http://schemas.openxmlformats.org/wordprocessingml/2006/main" xmlns:w14="http://schemas.microsoft.com/office/word/2010/wordml" xmlns:w15="http://schemas.microsoft.com/office/word/2012/wordml" xmlns:wpg="http://schemas.microsoft.com/office/word/2010/wordprocessingGroup" xmlns:wpi="http://schemas.microsoft.com/office/word/2010/wordprocessingInk" xmlns:wne="http://schemas.microsoft.com/office/word/2006/wordml" xmlns:wps="http://schemas.microsoft.com/office/word/2010/wordprocessingShape" xmlns:cx="http://schemas.microsoft.com/office/drawing/2014/chartex" xmlns:cx1="http://schemas.microsoft.com/office/drawing/2015/9/8/chartex" xmlns:cx2="http://schemas.microsoft.com/office/drawing/2015/10/21/chartex" xmlns:cx3="http://schemas.microsoft.com/office/drawing/2016/5/9/chartex" xmlns:cx4="http://schemas.microsoft.com/office/drawing/2016/5/10/chartex" xmlns:cx5="http://schemas.microsoft.com/office/drawing/2016/5/11/chartex" xmlns:cx6="http://schemas.microsoft.com/office/drawing/2016/5/12/chartex" xmlns:cx7="http://schemas.microsoft.com/office/drawing/2016/5/13/chartex" xmlns:cx8="http://schemas.microsoft.com/office/drawing/2016/5/14/chartex" xmlns:aink="http://schemas.microsoft.com/office/drawing/2016/ink" xmlns:am3d="http://schemas.microsoft.com/office/drawing/2017/model3d" xmlns:w16cex="http://schemas.microsoft.com/office/word/2018/wordml/cex" xmlns:w16cid="http://schemas.microsoft.com/office/word/2016/wordml/cid" xmlns:w16="http://schemas.microsoft.com/office/word/2018/wordml" xmlns:w16sdtdh="http://schemas.microsoft.com/office/word/2020/wordml/sdtdatahash" xmlns:w16se="http://schemas.microsoft.com/office/word/2015/wordml/symex" mc:Ignorable="w14 w15 wp14">
+<w:document xmlns:ns1="http://schemas.openxmlformats.org/markup-compatibility/2006" xmlns:ns2="http://schemas.openxmlformats.org/officeDocument/2006/relationships" xmlns:w="http://schemas.openxmlformats.org/wordprocessingml/2006/main" ns1:Ignorable="w14 w15 wp14">
   <w:body>
     <w:p>
       <w:pPr>
@@ -377,7 +377,7 @@
           <w:sz w:val="24"/>
           <w:szCs w:val="24"/>
         </w:rPr>
-        <w:t xml:space="preserve">— Передал.</w:t>
+        <w:t xml:space="preserve">— Считай, что передал.</w:t>
       </w:r>
     </w:p>
     <w:p>
@@ -1056,7 +1056,7 @@
           <w:sz w:val="24"/>
           <w:szCs w:val="24"/>
         </w:rPr>
-        <w:t xml:space="preserve">И стоял он не как стоят на смотру. Вес держал на правой ноге, левую разгружал, и один раз, пока говорили про торговлю, переменил их местами и вернул обратно.</w:t>
+        <w:t xml:space="preserve">И стоял он не как стоят на смотру. Вес держал на правой ноге, левую разгружал, и один раз, пока говорили про торговлю, переменил их местами и вернул обратно. Может быть, старая рана, а может, просто долго стоять.</w:t>
       </w:r>
     </w:p>
     <w:p>
@@ -1379,7 +1379,7 @@
           <w:sz w:val="24"/>
           <w:szCs w:val="24"/>
         </w:rPr>
-        <w:t xml:space="preserve">— Морок весит фунтов десять и ленив.</w:t>
+        <w:t xml:space="preserve">— Морок тяжёлый и ленив.</w:t>
       </w:r>
     </w:p>
     <w:p>
@@ -1515,7 +1515,7 @@
           <w:sz w:val="24"/>
           <w:szCs w:val="24"/>
         </w:rPr>
-        <w:t xml:space="preserve">Считать ступени в такой толпе тоже не вышло. Я сбилась в первом же десятке и дальше просто шла, и это оказалось приятнее, чем я ожидала.</w:t>
+        <w:t xml:space="preserve">Считать ступени в такой толпе тоже не вышло. Я сбилась в первом же десятке и дальше просто шла. Идти не считая оказалось приятнее, чем я ожидала.</w:t>
       </w:r>
     </w:p>
     <w:p>
@@ -2381,7 +2381,7 @@
           <w:sz w:val="24"/>
           <w:szCs w:val="24"/>
         </w:rPr>
-        <w:t xml:space="preserve">— Ладно, — сказал он. — Восемь.</w:t>
+        <w:t xml:space="preserve">— Ладно, — сказал он, не глядя на Торена. — Пишу восемь мест.</w:t>
       </w:r>
     </w:p>
     <w:p>
@@ -2551,6 +2551,23 @@
           <w:sz w:val="24"/>
           <w:szCs w:val="24"/>
         </w:rPr>
+        <w:t xml:space="preserve">Он выговорил это так, что слово стало вдвое длиннее.</w:t>
+      </w:r>
+    </w:p>
+    <w:p>
+      <w:pPr>
+        <w:widowControl/>
+        <w:spacing w:before="0" w:after="0" w:line="360"/>
+        <w:ind w:firstLine="709"/>
+        <w:jc w:val="both"/>
+      </w:pPr>
+      <w:r>
+        <w:rPr>
+          <w:rFonts w:ascii="Times New Roman" w:cs="Times New Roman" w:eastAsia="Times New Roman" w:hAnsi="Times New Roman"/>
+          <w:color w:val="1F1F1F"/>
+          <w:sz w:val="24"/>
+          <w:szCs w:val="24"/>
+        </w:rPr>
         <w:t xml:space="preserve">— На занятиях, — сказал Кайр.</w:t>
       </w:r>
     </w:p>
@@ -2891,7 +2908,7 @@
           <w:sz w:val="24"/>
           <w:szCs w:val="24"/>
         </w:rPr>
-        <w:t xml:space="preserve">Я это заметила и ничего не сказала. У меня самой такое было с полевым набором: первую декаду я проверяла карман через каждые полсотни шагов, а потом перестала, и потом перестала, и это значило, что вещь стала своей.</w:t>
+        <w:t xml:space="preserve">Я это заметила и ничего не сказала. У меня самой такое было с полевым набором: первую декаду я проверяла карман через каждые полсотни шагов, а потом перестала, и это значило, что вещь стала своей.</w:t>
       </w:r>
     </w:p>
     <w:p>
@@ -2976,7 +2993,7 @@
           <w:sz w:val="24"/>
           <w:szCs w:val="24"/>
         </w:rPr>
-        <w:t xml:space="preserve">Он сказал это так, как говорят о вещах, которые всё решают.</w:t>
+        <w:t xml:space="preserve">Сказано это было так, будто кофе решает и всё остальное тоже.</w:t>
       </w:r>
     </w:p>
     <w:p>
@@ -3095,7 +3112,7 @@
           <w:sz w:val="24"/>
           <w:szCs w:val="24"/>
         </w:rPr>
-        <w:t xml:space="preserve">— Это цена. Грабёж будет через неделю, когда его начнут продавать в лавках.</w:t>
+        <w:t xml:space="preserve">— Это цена. Грабёж будет через декаду, когда его начнут продавать в лавках.</w:t>
       </w:r>
     </w:p>
     <w:p>
@@ -3129,7 +3146,7 @@
           <w:sz w:val="24"/>
           <w:szCs w:val="24"/>
         </w:rPr>
-        <w:t xml:space="preserve">Отсыпал он сам, медленно и внимательно, как делают то, что любят.</w:t>
+        <w:t xml:space="preserve">Отсыпал он сам, медленно, и на середине сбился со счёта, потому что говорил.</w:t>
       </w:r>
     </w:p>
     <w:p>
@@ -3622,7 +3639,7 @@
           <w:sz w:val="24"/>
           <w:szCs w:val="24"/>
         </w:rPr>
-        <w:t xml:space="preserve">— Задумаюсь.</w:t>
+        <w:t xml:space="preserve">— Задумаюсь. Обещать большего не буду.</w:t>
       </w:r>
     </w:p>
     <w:p>
@@ -3775,7 +3792,7 @@
           <w:sz w:val="24"/>
           <w:szCs w:val="24"/>
         </w:rPr>
-        <w:t xml:space="preserve">— Утомительно.</w:t>
+        <w:t xml:space="preserve">— Утомительно так жить, наверное.</w:t>
       </w:r>
     </w:p>
     <w:p>
@@ -3894,7 +3911,7 @@
           <w:sz w:val="24"/>
           <w:szCs w:val="24"/>
         </w:rPr>
-        <w:t xml:space="preserve">— В Кальдере хуже всего. — Он сказал это с явным удовольствием. — Там если поспорил, тебя могут позвать на площадь. И отказаться нельзя: откажешься, и весь город считает, что ты неправ, даже если ты трижды прав. Я один раз чуть не попал.</w:t>
+        <w:t xml:space="preserve">— В Кальдере хуже всего. — Рассказывал он с явным удовольствием. — Там если поспорил, тебя могут позвать на площадь. И отказаться нельзя: откажешься, и весь город считает, что ты неправ, даже если ты трижды прав. Я один раз чуть не попал.</w:t>
       </w:r>
     </w:p>
     <w:p>
@@ -4115,6 +4132,23 @@
           <w:sz w:val="24"/>
           <w:szCs w:val="24"/>
         </w:rPr>
+        <w:t xml:space="preserve">Внизу под сваями хлюпала вода, и Кайр подождал, пока хлюпнет ещё раз.</w:t>
+      </w:r>
+    </w:p>
+    <w:p>
+      <w:pPr>
+        <w:widowControl/>
+        <w:spacing w:before="0" w:after="0" w:line="360"/>
+        <w:ind w:firstLine="709"/>
+        <w:jc w:val="both"/>
+      </w:pPr>
+      <w:r>
+        <w:rPr>
+          <w:rFonts w:ascii="Times New Roman" w:cs="Times New Roman" w:eastAsia="Times New Roman" w:hAnsi="Times New Roman"/>
+          <w:color w:val="1F1F1F"/>
+          <w:sz w:val="24"/>
+          <w:szCs w:val="24"/>
+        </w:rPr>
         <w:t xml:space="preserve">— А ты?</w:t>
       </w:r>
     </w:p>
@@ -4166,7 +4200,7 @@
           <w:sz w:val="24"/>
           <w:szCs w:val="24"/>
         </w:rPr>
-        <w:t xml:space="preserve">Он сказал это, глядя на воду, и я поняла, что сейчас можно спросить, а через минуту будет нельзя.</w:t>
+        <w:t xml:space="preserve">Он смотрел на воду, и я поняла, что спросить можно сейчас, а погодя будет нельзя.</w:t>
       </w:r>
     </w:p>
     <w:p>
@@ -4336,7 +4370,7 @@
           <w:sz w:val="24"/>
           <w:szCs w:val="24"/>
         </w:rPr>
-        <w:t xml:space="preserve">— Платят.</w:t>
+        <w:t xml:space="preserve">— Платят, — сказала я. — Мало, но платят.</w:t>
       </w:r>
     </w:p>
     <w:p>
@@ -4455,7 +4489,7 @@
           <w:sz w:val="24"/>
           <w:szCs w:val="24"/>
         </w:rPr>
-        <w:t xml:space="preserve">Спросил его дядя, приехавший на неделю.</w:t>
+        <w:t xml:space="preserve">Спросил его дядя, приехавший на декаду.</w:t>
       </w:r>
     </w:p>
     <w:p>
@@ -4896,7 +4930,7 @@
           <w:sz w:val="24"/>
           <w:szCs w:val="24"/>
         </w:rPr>
-        <w:t xml:space="preserve">Мы посмотрели друг на друга.</w:t>
+        <w:t xml:space="preserve">Мы постояли, глядя друг на друга.</w:t>
       </w:r>
     </w:p>
     <w:p>
@@ -4930,7 +4964,7 @@
           <w:sz w:val="24"/>
           <w:szCs w:val="24"/>
         </w:rPr>
-        <w:t xml:space="preserve">— Работала.</w:t>
+        <w:t xml:space="preserve">— Пять лет, с четырнадцати.</w:t>
       </w:r>
     </w:p>
     <w:p>
@@ -5592,7 +5626,7 @@
           <w:sz w:val="24"/>
           <w:szCs w:val="24"/>
         </w:rPr>
-        <w:t xml:space="preserve">— На четыре дня. Утром и вечером, тонким слоем, не втирать. Чесать нельзя, иначе будет неделя вместо четырёх. Два медных.</w:t>
+        <w:t xml:space="preserve">— На четыре дня. Утром и вечером, тонким слоем, не втирать. Чесать нельзя, иначе будет декада вместо четырёх дней. Два медных.</w:t>
       </w:r>
     </w:p>
     <w:p>
@@ -6374,6 +6408,23 @@
           <w:sz w:val="24"/>
           <w:szCs w:val="24"/>
         </w:rPr>
+        <w:t xml:space="preserve">Спрашивала она, не отрываясь от рук.</w:t>
+      </w:r>
+    </w:p>
+    <w:p>
+      <w:pPr>
+        <w:widowControl/>
+        <w:spacing w:before="0" w:after="0" w:line="360"/>
+        <w:ind w:firstLine="709"/>
+        <w:jc w:val="both"/>
+      </w:pPr>
+      <w:r>
+        <w:rPr>
+          <w:rFonts w:ascii="Times New Roman" w:cs="Times New Roman" w:eastAsia="Times New Roman" w:hAnsi="Times New Roman"/>
+          <w:color w:val="1F1F1F"/>
+          <w:sz w:val="24"/>
+          <w:szCs w:val="24"/>
+        </w:rPr>
         <w:t xml:space="preserve">— Хельгин?</w:t>
       </w:r>
     </w:p>
@@ -7139,6 +7190,23 @@
           <w:sz w:val="24"/>
           <w:szCs w:val="24"/>
         </w:rPr>
+        <w:t xml:space="preserve">Агнис ждала ответа, и по её лицу было видно, что ответ у неё уже есть.</w:t>
+      </w:r>
+    </w:p>
+    <w:p>
+      <w:pPr>
+        <w:widowControl/>
+        <w:spacing w:before="0" w:after="0" w:line="360"/>
+        <w:ind w:firstLine="709"/>
+        <w:jc w:val="both"/>
+      </w:pPr>
+      <w:r>
+        <w:rPr>
+          <w:rFonts w:ascii="Times New Roman" w:cs="Times New Roman" w:eastAsia="Times New Roman" w:hAnsi="Times New Roman"/>
+          <w:color w:val="1F1F1F"/>
+          <w:sz w:val="24"/>
+          <w:szCs w:val="24"/>
+        </w:rPr>
         <w:t xml:space="preserve">— У меня один кот.</w:t>
       </w:r>
     </w:p>
@@ -8312,7 +8380,24 @@
           <w:sz w:val="24"/>
           <w:szCs w:val="24"/>
         </w:rPr>
-        <w:t xml:space="preserve">— Одно дело знать, что ты ждёшь. Другое — что дождалась. — Она встала и начала складывать свёртки. — Ты вечно думаешь, что люди сами догадаются.</w:t>
+        <w:t xml:space="preserve">Она отвернулась к свёрткам.</w:t>
+      </w:r>
+    </w:p>
+    <w:p>
+      <w:pPr>
+        <w:widowControl/>
+        <w:spacing w:before="0" w:after="0" w:line="360"/>
+        <w:ind w:firstLine="709"/>
+        <w:jc w:val="both"/>
+      </w:pPr>
+      <w:r>
+        <w:rPr>
+          <w:rFonts w:ascii="Times New Roman" w:cs="Times New Roman" w:eastAsia="Times New Roman" w:hAnsi="Times New Roman"/>
+          <w:color w:val="1F1F1F"/>
+          <w:sz w:val="24"/>
+          <w:szCs w:val="24"/>
+        </w:rPr>
+        <w:t xml:space="preserve">— Одно дело знать, что ты ждёшь. Другое — что дождалась. — Она сложила один свёрток и взялась за следующий. — Ты вечно думаешь, что люди сами догадаются.</w:t>
       </w:r>
     </w:p>
     <w:p>
@@ -8669,7 +8754,7 @@
           <w:sz w:val="24"/>
           <w:szCs w:val="24"/>
         </w:rPr>
-        <w:t xml:space="preserve">Она сказала это тем же тоном, каким говорила про шов и про корни, и в этом тоне не было ничего, за что можно было бы зацепиться.</w:t>
+        <w:t xml:space="preserve">Тон был тот же, каким она говорила про шов и про корни, и зацепиться в нём было не за что.</w:t>
       </w:r>
     </w:p>
     <w:p>
@@ -8770,7 +8855,7 @@
           <w:sz w:val="24"/>
           <w:szCs w:val="24"/>
         </w:rPr>
-        <w:t xml:space="preserve">Я встала у стены, у водосточного жёлоба, и стояла так, как стоят в очереди: смотрела на уголь и переступала.</w:t>
+        <w:t xml:space="preserve">Я встала у стены, у водосточного жёлоба, и делала то же, что остальные ждущие: смотрела на уголь и переступала.</w:t>
       </w:r>
     </w:p>
     <w:p>
@@ -8872,6 +8957,23 @@
           <w:sz w:val="24"/>
           <w:szCs w:val="24"/>
         </w:rPr>
+        <w:t xml:space="preserve">Уголь скребли лопатой, и под этот скрежет часть слов пропадала, так что я слушала в промежутках.</w:t>
+      </w:r>
+    </w:p>
+    <w:p>
+      <w:pPr>
+        <w:widowControl/>
+        <w:spacing w:before="0" w:after="0" w:line="360"/>
+        <w:ind w:firstLine="709"/>
+        <w:jc w:val="both"/>
+      </w:pPr>
+      <w:r>
+        <w:rPr>
+          <w:rFonts w:ascii="Times New Roman" w:cs="Times New Roman" w:eastAsia="Times New Roman" w:hAnsi="Times New Roman"/>
+          <w:color w:val="1F1F1F"/>
+          <w:sz w:val="24"/>
+          <w:szCs w:val="24"/>
+        </w:rPr>
         <w:t xml:space="preserve">— Невысокая, тонкая, лет двадцать. Может, в платке.</w:t>
       </w:r>
     </w:p>
@@ -9025,6 +9127,23 @@
           <w:sz w:val="24"/>
           <w:szCs w:val="24"/>
         </w:rPr>
+        <w:t xml:space="preserve">Внутри звякнуло стекло о стойку.</w:t>
+      </w:r>
+    </w:p>
+    <w:p>
+      <w:pPr>
+        <w:widowControl/>
+        <w:spacing w:before="0" w:after="0" w:line="360"/>
+        <w:ind w:firstLine="709"/>
+        <w:jc w:val="both"/>
+      </w:pPr>
+      <w:r>
+        <w:rPr>
+          <w:rFonts w:ascii="Times New Roman" w:cs="Times New Roman" w:eastAsia="Times New Roman" w:hAnsi="Times New Roman"/>
+          <w:color w:val="1F1F1F"/>
+          <w:sz w:val="24"/>
+          <w:szCs w:val="24"/>
+        </w:rPr>
         <w:t xml:space="preserve">— Дорогая?</w:t>
       </w:r>
     </w:p>
@@ -9416,7 +9535,7 @@
           <w:sz w:val="24"/>
           <w:szCs w:val="24"/>
         </w:rPr>
-        <w:t xml:space="preserve">Значит, наугад. Такой вопрос задал бы любой на их месте, для полноты, и в нём нет ничего про меня.</w:t>
+        <w:t xml:space="preserve">Значит, наугад. Такой вопрос задал бы любой на их месте, для полноты, и в нём нет ничего про меня. Хотя наверняка я этого не знала и знать не могла.</w:t>
       </w:r>
     </w:p>
     <w:p>
@@ -9467,7 +9586,7 @@
           <w:sz w:val="24"/>
           <w:szCs w:val="24"/>
         </w:rPr>
-        <w:t xml:space="preserve">Платок в тот вечер на мне был. И юбка с чужого плеча, и куртка не по росту. В заведении Хельги меня знают в лицо не первый год. В пивной с синими ставнями не знали вовсе, и хозяин посмотрел на меня один раз, когда наливал.</w:t>
+        <w:t xml:space="preserve">Платок в тот вечер на мне был. И юбка с чужого плеча, и куртка не по росту. В заведении Хельги меня знают в лицо не первый год. В «Ржавом якоре» не знали вовсе, и хозяин посмотрел на меня один раз, когда наливал.</w:t>
       </w:r>
     </w:p>
     <w:p>
@@ -9619,7 +9738,7 @@
           <w:sz w:val="24"/>
           <w:szCs w:val="24"/>
         </w:rPr>
-        <w:t xml:space="preserve">Нас было пятеро. Я, Кайр, Агнис, Торен и Хельга, которая закрыла «Ложку» в семь, сказав, что в такой вечер работать могут только идиоты, а она уже сорок лет как не идиотка.</w:t>
+        <w:t xml:space="preserve">Нас было пятеро. Я, Кайр, Агнис, Торен и Хельга, которая закрыла «Ложку» в седьмом колоколе, сказав, что в такой вечер работать могут только идиоты, а она уже сорок лет как не идиотка.</w:t>
       </w:r>
     </w:p>
     <w:p>
@@ -10367,7 +10486,7 @@
           <w:sz w:val="24"/>
           <w:szCs w:val="24"/>
         </w:rPr>
-        <w:t xml:space="preserve">— Двое заходили. Спрашивали, не работала ли у меня временная девка на прошлой неделе.</w:t>
+        <w:t xml:space="preserve">— Двое заходили. Спрашивали, не работала ли у меня временная девка в прошлую декаду.</w:t>
       </w:r>
     </w:p>
     <w:p>
@@ -10945,6 +11064,23 @@
           <w:sz w:val="24"/>
           <w:szCs w:val="24"/>
         </w:rPr>
+        <w:t xml:space="preserve">На площади в это время уронили что-то тяжёлое, и половина людей обернулась, а Кайр не обернулся.</w:t>
+      </w:r>
+    </w:p>
+    <w:p>
+      <w:pPr>
+        <w:widowControl/>
+        <w:spacing w:before="0" w:after="0" w:line="360"/>
+        <w:ind w:firstLine="709"/>
+        <w:jc w:val="both"/>
+      </w:pPr>
+      <w:r>
+        <w:rPr>
+          <w:rFonts w:ascii="Times New Roman" w:cs="Times New Roman" w:eastAsia="Times New Roman" w:hAnsi="Times New Roman"/>
+          <w:color w:val="1F1F1F"/>
+          <w:sz w:val="24"/>
+          <w:szCs w:val="24"/>
+        </w:rPr>
         <w:t xml:space="preserve">— Ладно. Предполагаю.</w:t>
       </w:r>
     </w:p>
@@ -11234,7 +11370,7 @@
           <w:sz w:val="24"/>
           <w:szCs w:val="24"/>
         </w:rPr>
-        <w:t xml:space="preserve">— В прямом. У бадьи никого не стояло, у костра никого не стоит. Жгут и жгут. — Торен вытянул ноги. — Я в Тальвере был в такой же день. Там приходит служитель, говорит четверть часа, и только потом поджигают. И все стоят и ждут, пока он договорит, хотя костёр сложен и всем холодно.</w:t>
+        <w:t xml:space="preserve">— В прямом. У бадьи никого не стояло, у костра никого не стоит. Жгут и жгут. — Торен вытянул ноги. — Я в Тальвере был в такой же день. Там приходит служитель, говорит с четверть колокола, и только потом поджигают. И все стоят и ждут, пока он договорит, хотя костёр сложен и всем холодно.</w:t>
       </w:r>
     </w:p>
     <w:p>
@@ -11319,7 +11455,7 @@
           <w:sz w:val="24"/>
           <w:szCs w:val="24"/>
         </w:rPr>
-        <w:t xml:space="preserve">— А я в четыре встаю. — Хельга сказала это так, что стало ясно: ответ полный. — Кому надо, тот меня и так найдёт. Я с места не двигаюсь.</w:t>
+        <w:t xml:space="preserve">— А я в пятом колоколе встаю. — По тому, как она это сказала, было ясно: ответ полный. — Кому надо, тот меня и так найдёт. Я с места не двигаюсь.</w:t>
       </w:r>
     </w:p>
     <w:p>
@@ -11947,7 +12083,7 @@
           <w:sz w:val="24"/>
           <w:szCs w:val="24"/>
         </w:rPr>
-        <w:t xml:space="preserve">У Хельги были двое. У пивной с синими ставнями с утра прошли трое поодиночке — хозяин сказал «ты третий», и сказал это буднично, как говорят про надоевшее.</w:t>
+        <w:t xml:space="preserve">У Хельги были двое. У пивной с синими ставнями с утра прошли трое поодиночке — хозяин сказал «ты третий» буднично, как говорят про надоевшее.</w:t>
       </w:r>
     </w:p>
     <w:p>
@@ -12087,8 +12223,8 @@
       </w:r>
     </w:p>
     <w:sectPr>
-      <w:headerReference w:type="default" r:id="rId6"/>
-      <w:footerReference w:type="default" r:id="rId7"/>
+      <w:headerReference w:type="default" ns2:id="rId6"/>
+      <w:footerReference w:type="default" ns2:id="rId7"/>
       <w:pgSz w:w="11906" w:h="16838" w:orient="portrait"/>
       <w:pgMar w:top="1134" w:right="1134" w:bottom="1134" w:left="1701" w:header="567" w:footer="567" w:gutter="0"/>
       <w:pgNumType w:start="1"/>
